--- a/reference.docx
+++ b/reference.docx
@@ -48,94 +48,89 @@
       </w:pPr>
       <w:bookmarkStart w:id="0" w:name="heading-1"/>
       <w:r>
-        <w:t>Hea</w:t>
-      </w:r>
-      <w:bookmarkStart w:id="1" w:name="_GoBack"/>
+        <w:t>Heading 1</w:t>
+      </w:r>
+      <w:bookmarkEnd w:id="0"/>
+    </w:p>
+    <w:p>
+      <w:pPr>
+        <w:pStyle w:val="2"/>
+      </w:pPr>
+      <w:bookmarkStart w:id="1" w:name="heading-2"/>
+      <w:r>
+        <w:t>Heading 2</w:t>
+      </w:r>
       <w:bookmarkEnd w:id="1"/>
-      <w:r>
-        <w:t>ding 1</w:t>
-      </w:r>
-      <w:bookmarkEnd w:id="0"/>
-    </w:p>
-    <w:p>
-      <w:pPr>
-        <w:pStyle w:val="2"/>
-      </w:pPr>
-      <w:bookmarkStart w:id="2" w:name="heading-2"/>
-      <w:r>
-        <w:t>Heading 2</w:t>
+    </w:p>
+    <w:p>
+      <w:pPr>
+        <w:pStyle w:val="3"/>
+      </w:pPr>
+      <w:bookmarkStart w:id="2" w:name="heading-3"/>
+      <w:r>
+        <w:t>Heading 3</w:t>
       </w:r>
       <w:bookmarkEnd w:id="2"/>
     </w:p>
     <w:p>
       <w:pPr>
-        <w:pStyle w:val="3"/>
-      </w:pPr>
-      <w:bookmarkStart w:id="3" w:name="heading-3"/>
-      <w:r>
-        <w:t>Heading 3</w:t>
+        <w:pStyle w:val="4"/>
+      </w:pPr>
+      <w:bookmarkStart w:id="3" w:name="heading-4"/>
+      <w:r>
+        <w:t>Heading 4</w:t>
       </w:r>
       <w:bookmarkEnd w:id="3"/>
     </w:p>
     <w:p>
       <w:pPr>
-        <w:pStyle w:val="4"/>
-      </w:pPr>
-      <w:bookmarkStart w:id="4" w:name="heading-4"/>
-      <w:r>
-        <w:t>Heading 4</w:t>
+        <w:pStyle w:val="5"/>
+      </w:pPr>
+      <w:bookmarkStart w:id="4" w:name="heading-5"/>
+      <w:r>
+        <w:t>Heading 5</w:t>
       </w:r>
       <w:bookmarkEnd w:id="4"/>
     </w:p>
     <w:p>
       <w:pPr>
-        <w:pStyle w:val="5"/>
-      </w:pPr>
-      <w:bookmarkStart w:id="5" w:name="heading-5"/>
-      <w:r>
-        <w:t>Heading 5</w:t>
+        <w:pStyle w:val="6"/>
+      </w:pPr>
+      <w:bookmarkStart w:id="5" w:name="heading-6"/>
+      <w:r>
+        <w:t>Heading 6</w:t>
       </w:r>
       <w:bookmarkEnd w:id="5"/>
     </w:p>
     <w:p>
       <w:pPr>
-        <w:pStyle w:val="6"/>
-      </w:pPr>
-      <w:bookmarkStart w:id="6" w:name="heading-6"/>
-      <w:r>
-        <w:t>Heading 6</w:t>
+        <w:pStyle w:val="7"/>
+      </w:pPr>
+      <w:bookmarkStart w:id="6" w:name="heading-7"/>
+      <w:r>
+        <w:t>Heading 7</w:t>
       </w:r>
       <w:bookmarkEnd w:id="6"/>
     </w:p>
     <w:p>
       <w:pPr>
-        <w:pStyle w:val="7"/>
-      </w:pPr>
-      <w:bookmarkStart w:id="7" w:name="heading-7"/>
-      <w:r>
-        <w:t>Heading 7</w:t>
+        <w:pStyle w:val="8"/>
+      </w:pPr>
+      <w:bookmarkStart w:id="7" w:name="heading-8"/>
+      <w:r>
+        <w:t>Heading 8</w:t>
       </w:r>
       <w:bookmarkEnd w:id="7"/>
     </w:p>
     <w:p>
       <w:pPr>
-        <w:pStyle w:val="8"/>
-      </w:pPr>
-      <w:bookmarkStart w:id="8" w:name="heading-8"/>
-      <w:r>
-        <w:t>Heading 8</w:t>
+        <w:pStyle w:val="9"/>
+      </w:pPr>
+      <w:bookmarkStart w:id="8" w:name="heading-9"/>
+      <w:r>
+        <w:t>Heading 9</w:t>
       </w:r>
       <w:bookmarkEnd w:id="8"/>
-    </w:p>
-    <w:p>
-      <w:pPr>
-        <w:pStyle w:val="9"/>
-      </w:pPr>
-      <w:bookmarkStart w:id="9" w:name="heading-9"/>
-      <w:r>
-        <w:t>Heading 9</w:t>
-      </w:r>
-      <w:bookmarkEnd w:id="9"/>
     </w:p>
     <w:p>
       <w:pPr>
@@ -198,13 +193,13 @@
     <w:tbl>
       <w:tblPr>
         <w:tblStyle w:val="Table"/>
-        <w:tblW w:w="0" w:type="auto"/>
+        <w:tblW w:w="5000" w:type="pct"/>
         <w:tblLook w:val="07E0" w:firstRow="1" w:lastRow="1" w:firstColumn="1" w:lastColumn="1" w:noHBand="1" w:noVBand="1"/>
         <w:tblCaption w:val="Table caption."/>
       </w:tblPr>
       <w:tblGrid>
-        <w:gridCol w:w="763"/>
-        <w:gridCol w:w="763"/>
+        <w:gridCol w:w="4981"/>
+        <w:gridCol w:w="4981"/>
       </w:tblGrid>
       <w:tr>
         <w:trPr>
@@ -212,12 +207,14 @@
         </w:trPr>
         <w:tc>
           <w:tcPr>
-            <w:tcW w:w="0" w:type="auto"/>
+            <w:tcW w:w="2500" w:type="pct"/>
+            <w:vAlign w:val="top"/>
           </w:tcPr>
           <w:p>
             <w:pPr>
               <w:pStyle w:val="Compact"/>
             </w:pPr>
+            <w:bookmarkStart w:id="9" w:name="_GoBack"/>
             <w:r>
               <w:t>Table</w:t>
             </w:r>
@@ -225,7 +222,8 @@
         </w:tc>
         <w:tc>
           <w:tcPr>
-            <w:tcW w:w="0" w:type="auto"/>
+            <w:tcW w:w="2500" w:type="pct"/>
+            <w:vAlign w:val="top"/>
           </w:tcPr>
           <w:p>
             <w:pPr>
@@ -240,7 +238,7 @@
       <w:tr>
         <w:tc>
           <w:tcPr>
-            <w:tcW w:w="0" w:type="auto"/>
+            <w:tcW w:w="2500" w:type="pct"/>
           </w:tcPr>
           <w:p>
             <w:pPr>
@@ -253,7 +251,7 @@
         </w:tc>
         <w:tc>
           <w:tcPr>
-            <w:tcW w:w="0" w:type="auto"/>
+            <w:tcW w:w="2500" w:type="pct"/>
           </w:tcPr>
           <w:p>
             <w:pPr>
@@ -266,6 +264,7 @@
         </w:tc>
       </w:tr>
     </w:tbl>
+    <w:bookmarkEnd w:id="9"/>
     <w:p>
       <w:pPr>
         <w:pStyle w:val="ImageCaption"/>
@@ -463,7 +462,7 @@
   <w:abstractNum w:abstractNumId="0" w15:restartNumberingAfterBreak="0">
     <w:nsid w:val="FFFFFF7C"/>
     <w:multiLevelType w:val="singleLevel"/>
-    <w:tmpl w:val="9D5E9422"/>
+    <w:tmpl w:val="07A6DC66"/>
     <w:lvl w:ilvl="0">
       <w:start w:val="1"/>
       <w:numFmt w:val="decimal"/>
@@ -480,7 +479,7 @@
   <w:abstractNum w:abstractNumId="1" w15:restartNumberingAfterBreak="0">
     <w:nsid w:val="FFFFFF7D"/>
     <w:multiLevelType w:val="singleLevel"/>
-    <w:tmpl w:val="036200FC"/>
+    <w:tmpl w:val="60C62626"/>
     <w:lvl w:ilvl="0">
       <w:start w:val="1"/>
       <w:numFmt w:val="decimal"/>
@@ -497,7 +496,7 @@
   <w:abstractNum w:abstractNumId="2" w15:restartNumberingAfterBreak="0">
     <w:nsid w:val="FFFFFF7E"/>
     <w:multiLevelType w:val="singleLevel"/>
-    <w:tmpl w:val="B9440CF8"/>
+    <w:tmpl w:val="D5E66850"/>
     <w:lvl w:ilvl="0">
       <w:start w:val="1"/>
       <w:numFmt w:val="decimal"/>
@@ -514,7 +513,7 @@
   <w:abstractNum w:abstractNumId="3" w15:restartNumberingAfterBreak="0">
     <w:nsid w:val="FFFFFF7F"/>
     <w:multiLevelType w:val="singleLevel"/>
-    <w:tmpl w:val="2E8AC334"/>
+    <w:tmpl w:val="832233F6"/>
     <w:lvl w:ilvl="0">
       <w:start w:val="1"/>
       <w:numFmt w:val="decimal"/>
@@ -531,7 +530,7 @@
   <w:abstractNum w:abstractNumId="4" w15:restartNumberingAfterBreak="0">
     <w:nsid w:val="FFFFFF80"/>
     <w:multiLevelType w:val="singleLevel"/>
-    <w:tmpl w:val="3C8C480A"/>
+    <w:tmpl w:val="DCD8C600"/>
     <w:lvl w:ilvl="0">
       <w:start w:val="1"/>
       <w:numFmt w:val="bullet"/>
@@ -551,7 +550,7 @@
   <w:abstractNum w:abstractNumId="5" w15:restartNumberingAfterBreak="0">
     <w:nsid w:val="FFFFFF81"/>
     <w:multiLevelType w:val="singleLevel"/>
-    <w:tmpl w:val="6C162010"/>
+    <w:tmpl w:val="A596FF5A"/>
     <w:lvl w:ilvl="0">
       <w:start w:val="1"/>
       <w:numFmt w:val="bullet"/>
@@ -571,7 +570,7 @@
   <w:abstractNum w:abstractNumId="6" w15:restartNumberingAfterBreak="0">
     <w:nsid w:val="FFFFFF82"/>
     <w:multiLevelType w:val="singleLevel"/>
-    <w:tmpl w:val="8A1AB12E"/>
+    <w:tmpl w:val="B992C14A"/>
     <w:lvl w:ilvl="0">
       <w:start w:val="1"/>
       <w:numFmt w:val="bullet"/>
@@ -591,7 +590,7 @@
   <w:abstractNum w:abstractNumId="7" w15:restartNumberingAfterBreak="0">
     <w:nsid w:val="FFFFFF83"/>
     <w:multiLevelType w:val="singleLevel"/>
-    <w:tmpl w:val="829401A8"/>
+    <w:tmpl w:val="14D80EDE"/>
     <w:lvl w:ilvl="0">
       <w:start w:val="1"/>
       <w:numFmt w:val="bullet"/>
@@ -611,7 +610,7 @@
   <w:abstractNum w:abstractNumId="8" w15:restartNumberingAfterBreak="0">
     <w:nsid w:val="FFFFFF88"/>
     <w:multiLevelType w:val="singleLevel"/>
-    <w:tmpl w:val="57FCFAB4"/>
+    <w:tmpl w:val="7A2200EA"/>
     <w:lvl w:ilvl="0">
       <w:start w:val="1"/>
       <w:numFmt w:val="decimal"/>
@@ -628,7 +627,7 @@
   <w:abstractNum w:abstractNumId="9" w15:restartNumberingAfterBreak="0">
     <w:nsid w:val="FFFFFF89"/>
     <w:multiLevelType w:val="singleLevel"/>
-    <w:tmpl w:val="5E6E086A"/>
+    <w:tmpl w:val="58C276D4"/>
     <w:lvl w:ilvl="0">
       <w:start w:val="1"/>
       <w:numFmt w:val="bullet"/>
@@ -1134,6 +1133,7 @@
   <w:style w:type="paragraph" w:default="1" w:styleId="a">
     <w:name w:val="Normal"/>
     <w:qFormat/>
+    <w:rsid w:val="00411E99"/>
   </w:style>
   <w:style w:type="paragraph" w:styleId="1">
     <w:name w:val="heading 1"/>
